--- a/s-s-event-bogor/print-notebooks/04-oesa/12-filled-example.docx
+++ b/s-s-event-bogor/print-notebooks/04-oesa/12-filled-example.docx
@@ -8,7 +8,7 @@
           <w:rFonts w:ascii="Arial" w:hAnsi="Arial"/>
           <w:b w:val="0"/>
           <w:color w:val="0A5455"/>
-          <w:sz w:val="32"/>
+          <w:sz w:val="20"/>
         </w:rPr>
         <w:t>Worked Example: OESA -- South Africa 2018</w:t>
       </w:r>
@@ -19,7 +19,7 @@
           <w:rFonts w:ascii="Arial" w:hAnsi="Arial"/>
           <w:b w:val="0"/>
           <w:color w:val="3B9C7B"/>
-          <w:sz w:val="22"/>
+          <w:sz w:val="20"/>
         </w:rPr>
         <w:t>Ocean Economy Satellite Account  |  Country: South Africa  |  Year: 2018  |  Currency: ZAR (Rand) millions</w:t>
       </w:r>
@@ -33,7 +33,7 @@
           <w:rFonts w:ascii="Arial" w:hAnsi="Arial"/>
           <w:b w:val="0"/>
           <w:color w:val="555555"/>
-          <w:sz w:val="18"/>
+          <w:sz w:val="20"/>
         </w:rPr>
         <w:t>Based on Operation Phakisa methodology (DEFF / StatsSA). Ocean partials estimated from administrative records, industry surveys, and expert judgement.</w:t>
       </w:r>
@@ -45,7 +45,7 @@
           <w:rFonts w:ascii="Arial" w:hAnsi="Arial"/>
           <w:b w:val="0"/>
           <w:color w:val="0A5455"/>
-          <w:sz w:val="32"/>
+          <w:sz w:val="20"/>
         </w:rPr>
         <w:t>Table 5: Scope and Ocean Partials</w:t>
       </w:r>
@@ -53,13 +53,14 @@
     <w:p>
       <w:pPr>
         <w:spacing w:before="80" w:after="80"/>
+        <w:keepNext/>
       </w:pPr>
       <w:r>
         <w:rPr>
           <w:rFonts w:ascii="Arial" w:hAnsi="Arial"/>
           <w:b w:val="0"/>
           <w:color w:val="555555"/>
-          <w:sz w:val="18"/>
+          <w:sz w:val="20"/>
         </w:rPr>
         <w:t>Partial = share of national industry output attributable to the ocean economy (0 to 1). RAG rating: Green = direct evidence, Amber = proxy or modelled, Red = sparse data.</w:t>
       </w:r>
@@ -1079,12 +1080,15 @@
       </w:r>
     </w:p>
     <w:p>
+      <w:pPr>
+        <w:keepNext/>
+      </w:pPr>
       <w:r>
         <w:rPr>
           <w:rFonts w:ascii="Arial" w:hAnsi="Arial"/>
           <w:b w:val="0"/>
           <w:color w:val="0A5455"/>
-          <w:sz w:val="32"/>
+          <w:sz w:val="20"/>
         </w:rPr>
         <w:t>Table 6: Ocean Economy Output, Intermediate Consumption, and GVA (R million, 2018)</w:t>
       </w:r>
@@ -2696,12 +2700,15 @@
     </w:p>
     <w:p/>
     <w:p>
+      <w:pPr>
+        <w:keepNext/>
+      </w:pPr>
       <w:r>
         <w:rPr>
           <w:rFonts w:ascii="Arial" w:hAnsi="Arial"/>
           <w:b w:val="0"/>
           <w:color w:val="0A5455"/>
-          <w:sz w:val="32"/>
+          <w:sz w:val="20"/>
         </w:rPr>
         <w:t>Table 7: OESA Summary -- South Africa 2018</w:t>
       </w:r>

--- a/s-s-event-bogor/print-notebooks/04-oesa/12-filled-example.docx
+++ b/s-s-event-bogor/print-notebooks/04-oesa/12-filled-example.docx
@@ -40,6 +40,9 @@
     </w:p>
     <w:p/>
     <w:p>
+      <w:pPr>
+        <w:keepNext w:val="true"/>
+      </w:pPr>
       <w:r>
         <w:rPr>
           <w:rFonts w:ascii="Arial" w:hAnsi="Arial"/>
@@ -78,6 +81,7 @@
           <w:insideH w:val="single" w:sz="4" w:color="404040"/>
           <w:insideV w:val="single" w:sz="4" w:color="404040"/>
         </w:tblBorders>
+        <w:tblLayout w:type="fixed"/>
       </w:tblPr>
       <w:tblGrid>
         <w:gridCol w:w="2357"/>
@@ -88,14 +92,18 @@
         <w:gridCol w:w="2357"/>
       </w:tblGrid>
       <w:tr>
+        <w:trPr>
+          <w:cantSplit w:val="true"/>
+        </w:trPr>
         <w:tc>
           <w:tcPr>
-            <w:tcW w:type="dxa" w:w="2357"/>
+            <w:tcW w:type="dxa" w:w="2058"/>
             <w:shd w:fill="3B9C7B"/>
           </w:tcPr>
           <w:p>
             <w:pPr>
               <w:jc w:val="center"/>
+              <w:keepNext w:val="true"/>
             </w:pPr>
             <w:r/>
             <w:r>
@@ -113,12 +121,13 @@
         </w:tc>
         <w:tc>
           <w:tcPr>
-            <w:tcW w:type="dxa" w:w="2357"/>
+            <w:tcW w:type="dxa" w:w="2274"/>
             <w:shd w:fill="3B9C7B"/>
           </w:tcPr>
           <w:p>
             <w:pPr>
               <w:jc w:val="center"/>
+              <w:keepNext w:val="true"/>
             </w:pPr>
             <w:r/>
             <w:r>
@@ -136,12 +145,13 @@
         </w:tc>
         <w:tc>
           <w:tcPr>
-            <w:tcW w:type="dxa" w:w="2357"/>
+            <w:tcW w:type="dxa" w:w="1191"/>
             <w:shd w:fill="3B9C7B"/>
           </w:tcPr>
           <w:p>
             <w:pPr>
               <w:jc w:val="center"/>
+              <w:keepNext w:val="true"/>
             </w:pPr>
             <w:r/>
             <w:r>
@@ -159,12 +169,13 @@
         </w:tc>
         <w:tc>
           <w:tcPr>
-            <w:tcW w:type="dxa" w:w="2357"/>
+            <w:tcW w:type="dxa" w:w="1083"/>
             <w:shd w:fill="3B9C7B"/>
           </w:tcPr>
           <w:p>
             <w:pPr>
               <w:jc w:val="center"/>
+              <w:keepNext w:val="true"/>
             </w:pPr>
             <w:r/>
             <w:r>
@@ -182,12 +193,13 @@
         </w:tc>
         <w:tc>
           <w:tcPr>
-            <w:tcW w:type="dxa" w:w="2357"/>
+            <w:tcW w:type="dxa" w:w="1949"/>
             <w:shd w:fill="3B9C7B"/>
           </w:tcPr>
           <w:p>
             <w:pPr>
               <w:jc w:val="center"/>
+              <w:keepNext w:val="true"/>
             </w:pPr>
             <w:r/>
             <w:r>
@@ -203,12 +215,13 @@
         </w:tc>
         <w:tc>
           <w:tcPr>
-            <w:tcW w:type="dxa" w:w="2357"/>
+            <w:tcW w:type="dxa" w:w="1083"/>
             <w:shd w:fill="3B9C7B"/>
           </w:tcPr>
           <w:p>
             <w:pPr>
               <w:jc w:val="center"/>
+              <w:keepNext w:val="true"/>
             </w:pPr>
             <w:r/>
             <w:r>
@@ -226,14 +239,18 @@
         </w:tc>
       </w:tr>
       <w:tr>
+        <w:trPr>
+          <w:cantSplit w:val="true"/>
+        </w:trPr>
         <w:tc>
           <w:tcPr>
-            <w:tcW w:type="dxa" w:w="2357"/>
+            <w:tcW w:type="dxa" w:w="2058"/>
             <w:shd w:fill="0A5455"/>
           </w:tcPr>
           <w:p>
             <w:pPr>
               <w:spacing w:before="60" w:after="60"/>
+              <w:keepNext w:val="true"/>
             </w:pPr>
             <w:r/>
             <w:r>
@@ -249,12 +266,13 @@
         </w:tc>
         <w:tc>
           <w:tcPr>
-            <w:tcW w:type="dxa" w:w="2357"/>
+            <w:tcW w:type="dxa" w:w="2274"/>
           </w:tcPr>
           <w:p>
             <w:pPr>
               <w:spacing w:before="60" w:after="60"/>
               <w:jc w:val="center"/>
+              <w:keepNext w:val="true"/>
             </w:pPr>
             <w:r/>
             <w:r>
@@ -272,12 +290,13 @@
         </w:tc>
         <w:tc>
           <w:tcPr>
-            <w:tcW w:type="dxa" w:w="2357"/>
+            <w:tcW w:type="dxa" w:w="1191"/>
           </w:tcPr>
           <w:p>
             <w:pPr>
               <w:spacing w:before="60" w:after="60"/>
               <w:jc w:val="center"/>
+              <w:keepNext w:val="true"/>
             </w:pPr>
             <w:r/>
             <w:r>
@@ -295,12 +314,13 @@
         </w:tc>
         <w:tc>
           <w:tcPr>
-            <w:tcW w:type="dxa" w:w="2357"/>
+            <w:tcW w:type="dxa" w:w="1083"/>
           </w:tcPr>
           <w:p>
             <w:pPr>
               <w:spacing w:before="60" w:after="60"/>
               <w:jc w:val="center"/>
+              <w:keepNext w:val="true"/>
             </w:pPr>
             <w:r/>
             <w:r>
@@ -318,12 +338,13 @@
         </w:tc>
         <w:tc>
           <w:tcPr>
-            <w:tcW w:type="dxa" w:w="2357"/>
+            <w:tcW w:type="dxa" w:w="1949"/>
           </w:tcPr>
           <w:p>
             <w:pPr>
               <w:spacing w:before="60" w:after="60"/>
               <w:jc w:val="center"/>
+              <w:keepNext w:val="true"/>
             </w:pPr>
             <w:r/>
             <w:r>
@@ -341,12 +362,13 @@
         </w:tc>
         <w:tc>
           <w:tcPr>
-            <w:tcW w:type="dxa" w:w="2357"/>
+            <w:tcW w:type="dxa" w:w="1083"/>
           </w:tcPr>
           <w:p>
             <w:pPr>
               <w:spacing w:before="60" w:after="60"/>
               <w:jc w:val="center"/>
+              <w:keepNext w:val="true"/>
             </w:pPr>
             <w:r/>
             <w:r>
@@ -362,14 +384,18 @@
         </w:tc>
       </w:tr>
       <w:tr>
+        <w:trPr>
+          <w:cantSplit w:val="true"/>
+        </w:trPr>
         <w:tc>
           <w:tcPr>
-            <w:tcW w:type="dxa" w:w="2357"/>
+            <w:tcW w:type="dxa" w:w="2058"/>
             <w:shd w:fill="0A5455"/>
           </w:tcPr>
           <w:p>
             <w:pPr>
               <w:spacing w:before="60" w:after="60"/>
+              <w:keepNext w:val="true"/>
             </w:pPr>
             <w:r/>
             <w:r>
@@ -385,12 +411,13 @@
         </w:tc>
         <w:tc>
           <w:tcPr>
-            <w:tcW w:type="dxa" w:w="2357"/>
+            <w:tcW w:type="dxa" w:w="2274"/>
           </w:tcPr>
           <w:p>
             <w:pPr>
               <w:spacing w:before="60" w:after="60"/>
               <w:jc w:val="center"/>
+              <w:keepNext w:val="true"/>
             </w:pPr>
             <w:r/>
             <w:r>
@@ -408,12 +435,13 @@
         </w:tc>
         <w:tc>
           <w:tcPr>
-            <w:tcW w:type="dxa" w:w="2357"/>
+            <w:tcW w:type="dxa" w:w="1191"/>
           </w:tcPr>
           <w:p>
             <w:pPr>
               <w:spacing w:before="60" w:after="60"/>
               <w:jc w:val="center"/>
+              <w:keepNext w:val="true"/>
             </w:pPr>
             <w:r/>
             <w:r>
@@ -431,12 +459,13 @@
         </w:tc>
         <w:tc>
           <w:tcPr>
-            <w:tcW w:type="dxa" w:w="2357"/>
+            <w:tcW w:type="dxa" w:w="1083"/>
           </w:tcPr>
           <w:p>
             <w:pPr>
               <w:spacing w:before="60" w:after="60"/>
               <w:jc w:val="center"/>
+              <w:keepNext w:val="true"/>
             </w:pPr>
             <w:r/>
             <w:r>
@@ -454,12 +483,13 @@
         </w:tc>
         <w:tc>
           <w:tcPr>
-            <w:tcW w:type="dxa" w:w="2357"/>
+            <w:tcW w:type="dxa" w:w="1949"/>
           </w:tcPr>
           <w:p>
             <w:pPr>
               <w:spacing w:before="60" w:after="60"/>
               <w:jc w:val="center"/>
+              <w:keepNext w:val="true"/>
             </w:pPr>
             <w:r/>
             <w:r>
@@ -477,12 +507,13 @@
         </w:tc>
         <w:tc>
           <w:tcPr>
-            <w:tcW w:type="dxa" w:w="2357"/>
+            <w:tcW w:type="dxa" w:w="1083"/>
           </w:tcPr>
           <w:p>
             <w:pPr>
               <w:spacing w:before="60" w:after="60"/>
               <w:jc w:val="center"/>
+              <w:keepNext w:val="true"/>
             </w:pPr>
             <w:r/>
             <w:r>
@@ -498,9 +529,12 @@
         </w:tc>
       </w:tr>
       <w:tr>
+        <w:trPr>
+          <w:cantSplit w:val="true"/>
+        </w:trPr>
         <w:tc>
           <w:tcPr>
-            <w:tcW w:type="dxa" w:w="2357"/>
+            <w:tcW w:type="dxa" w:w="2058"/>
             <w:shd w:fill="0A5455"/>
           </w:tcPr>
           <w:p>
@@ -521,7 +555,7 @@
         </w:tc>
         <w:tc>
           <w:tcPr>
-            <w:tcW w:type="dxa" w:w="2357"/>
+            <w:tcW w:type="dxa" w:w="2274"/>
           </w:tcPr>
           <w:p>
             <w:pPr>
@@ -544,7 +578,7 @@
         </w:tc>
         <w:tc>
           <w:tcPr>
-            <w:tcW w:type="dxa" w:w="2357"/>
+            <w:tcW w:type="dxa" w:w="1191"/>
           </w:tcPr>
           <w:p>
             <w:pPr>
@@ -567,7 +601,7 @@
         </w:tc>
         <w:tc>
           <w:tcPr>
-            <w:tcW w:type="dxa" w:w="2357"/>
+            <w:tcW w:type="dxa" w:w="1083"/>
           </w:tcPr>
           <w:p>
             <w:pPr>
@@ -590,7 +624,7 @@
         </w:tc>
         <w:tc>
           <w:tcPr>
-            <w:tcW w:type="dxa" w:w="2357"/>
+            <w:tcW w:type="dxa" w:w="1949"/>
           </w:tcPr>
           <w:p>
             <w:pPr>
@@ -613,7 +647,7 @@
         </w:tc>
         <w:tc>
           <w:tcPr>
-            <w:tcW w:type="dxa" w:w="2357"/>
+            <w:tcW w:type="dxa" w:w="1083"/>
           </w:tcPr>
           <w:p>
             <w:pPr>
@@ -634,9 +668,12 @@
         </w:tc>
       </w:tr>
       <w:tr>
+        <w:trPr>
+          <w:cantSplit w:val="true"/>
+        </w:trPr>
         <w:tc>
           <w:tcPr>
-            <w:tcW w:type="dxa" w:w="2357"/>
+            <w:tcW w:type="dxa" w:w="2058"/>
             <w:shd w:fill="0A5455"/>
           </w:tcPr>
           <w:p>
@@ -659,7 +696,7 @@
         </w:tc>
         <w:tc>
           <w:tcPr>
-            <w:tcW w:type="dxa" w:w="2357"/>
+            <w:tcW w:type="dxa" w:w="2274"/>
           </w:tcPr>
           <w:p>
             <w:pPr>
@@ -682,7 +719,7 @@
         </w:tc>
         <w:tc>
           <w:tcPr>
-            <w:tcW w:type="dxa" w:w="2357"/>
+            <w:tcW w:type="dxa" w:w="1191"/>
           </w:tcPr>
           <w:p>
             <w:pPr>
@@ -703,7 +740,7 @@
         </w:tc>
         <w:tc>
           <w:tcPr>
-            <w:tcW w:type="dxa" w:w="2357"/>
+            <w:tcW w:type="dxa" w:w="1083"/>
           </w:tcPr>
           <w:p>
             <w:pPr>
@@ -724,7 +761,7 @@
         </w:tc>
         <w:tc>
           <w:tcPr>
-            <w:tcW w:type="dxa" w:w="2357"/>
+            <w:tcW w:type="dxa" w:w="1949"/>
           </w:tcPr>
           <w:p>
             <w:pPr>
@@ -747,7 +784,7 @@
         </w:tc>
         <w:tc>
           <w:tcPr>
-            <w:tcW w:type="dxa" w:w="2357"/>
+            <w:tcW w:type="dxa" w:w="1083"/>
           </w:tcPr>
           <w:p>
             <w:pPr>
@@ -768,9 +805,12 @@
         </w:tc>
       </w:tr>
       <w:tr>
+        <w:trPr>
+          <w:cantSplit w:val="true"/>
+        </w:trPr>
         <w:tc>
           <w:tcPr>
-            <w:tcW w:type="dxa" w:w="2357"/>
+            <w:tcW w:type="dxa" w:w="2058"/>
             <w:shd w:fill="0A5455"/>
           </w:tcPr>
           <w:p>
@@ -791,7 +831,7 @@
         </w:tc>
         <w:tc>
           <w:tcPr>
-            <w:tcW w:type="dxa" w:w="2357"/>
+            <w:tcW w:type="dxa" w:w="2274"/>
           </w:tcPr>
           <w:p>
             <w:pPr>
@@ -814,7 +854,7 @@
         </w:tc>
         <w:tc>
           <w:tcPr>
-            <w:tcW w:type="dxa" w:w="2357"/>
+            <w:tcW w:type="dxa" w:w="1191"/>
           </w:tcPr>
           <w:p>
             <w:pPr>
@@ -837,7 +877,7 @@
         </w:tc>
         <w:tc>
           <w:tcPr>
-            <w:tcW w:type="dxa" w:w="2357"/>
+            <w:tcW w:type="dxa" w:w="1083"/>
           </w:tcPr>
           <w:p>
             <w:pPr>
@@ -860,7 +900,7 @@
         </w:tc>
         <w:tc>
           <w:tcPr>
-            <w:tcW w:type="dxa" w:w="2357"/>
+            <w:tcW w:type="dxa" w:w="1949"/>
           </w:tcPr>
           <w:p>
             <w:pPr>
@@ -883,7 +923,7 @@
         </w:tc>
         <w:tc>
           <w:tcPr>
-            <w:tcW w:type="dxa" w:w="2357"/>
+            <w:tcW w:type="dxa" w:w="1083"/>
           </w:tcPr>
           <w:p>
             <w:pPr>
@@ -904,9 +944,12 @@
         </w:tc>
       </w:tr>
       <w:tr>
+        <w:trPr>
+          <w:cantSplit w:val="true"/>
+        </w:trPr>
         <w:tc>
           <w:tcPr>
-            <w:tcW w:type="dxa" w:w="2357"/>
+            <w:tcW w:type="dxa" w:w="2058"/>
             <w:shd w:fill="0A5455"/>
           </w:tcPr>
           <w:p>
@@ -927,7 +970,7 @@
         </w:tc>
         <w:tc>
           <w:tcPr>
-            <w:tcW w:type="dxa" w:w="2357"/>
+            <w:tcW w:type="dxa" w:w="2274"/>
           </w:tcPr>
           <w:p>
             <w:pPr>
@@ -952,7 +995,7 @@
         </w:tc>
         <w:tc>
           <w:tcPr>
-            <w:tcW w:type="dxa" w:w="2357"/>
+            <w:tcW w:type="dxa" w:w="1191"/>
           </w:tcPr>
           <w:p>
             <w:pPr>
@@ -977,7 +1020,7 @@
         </w:tc>
         <w:tc>
           <w:tcPr>
-            <w:tcW w:type="dxa" w:w="2357"/>
+            <w:tcW w:type="dxa" w:w="1083"/>
           </w:tcPr>
           <w:p>
             <w:pPr>
@@ -1002,7 +1045,7 @@
         </w:tc>
         <w:tc>
           <w:tcPr>
-            <w:tcW w:type="dxa" w:w="2357"/>
+            <w:tcW w:type="dxa" w:w="1949"/>
           </w:tcPr>
           <w:p>
             <w:pPr>
@@ -1025,7 +1068,7 @@
         </w:tc>
         <w:tc>
           <w:tcPr>
-            <w:tcW w:type="dxa" w:w="2357"/>
+            <w:tcW w:type="dxa" w:w="1083"/>
           </w:tcPr>
           <w:p>
             <w:pPr>
@@ -1063,6 +1106,7 @@
     <w:p>
       <w:pPr>
         <w:spacing w:after="120"/>
+        <w:keepNext w:val="true"/>
       </w:pPr>
       <w:r>
         <w:rPr>
@@ -1106,6 +1150,7 @@
           <w:insideH w:val="single" w:sz="4" w:color="404040"/>
           <w:insideV w:val="single" w:sz="4" w:color="404040"/>
         </w:tblBorders>
+        <w:tblLayout w:type="fixed"/>
       </w:tblPr>
       <w:tblGrid>
         <w:gridCol w:w="1767"/>
@@ -1118,14 +1163,18 @@
         <w:gridCol w:w="1767"/>
       </w:tblGrid>
       <w:tr>
+        <w:trPr>
+          <w:cantSplit w:val="true"/>
+        </w:trPr>
         <w:tc>
           <w:tcPr>
-            <w:tcW w:type="dxa" w:w="1767"/>
+            <w:tcW w:type="dxa" w:w="2409"/>
             <w:shd w:fill="3B9C7B"/>
           </w:tcPr>
           <w:p>
             <w:pPr>
               <w:jc w:val="center"/>
+              <w:keepNext w:val="true"/>
             </w:pPr>
             <w:r/>
             <w:r>
@@ -1143,12 +1192,13 @@
         </w:tc>
         <w:tc>
           <w:tcPr>
-            <w:tcW w:type="dxa" w:w="1767"/>
+            <w:tcW w:type="dxa" w:w="1015"/>
             <w:shd w:fill="3B9C7B"/>
           </w:tcPr>
           <w:p>
             <w:pPr>
               <w:jc w:val="center"/>
+              <w:keepNext w:val="true"/>
             </w:pPr>
             <w:r/>
             <w:r>
@@ -1166,12 +1216,13 @@
         </w:tc>
         <w:tc>
           <w:tcPr>
-            <w:tcW w:type="dxa" w:w="1767"/>
+            <w:tcW w:type="dxa" w:w="1268"/>
             <w:shd w:fill="3B9C7B"/>
           </w:tcPr>
           <w:p>
             <w:pPr>
               <w:jc w:val="center"/>
+              <w:keepNext w:val="true"/>
             </w:pPr>
             <w:r/>
             <w:r>
@@ -1191,12 +1242,13 @@
         </w:tc>
         <w:tc>
           <w:tcPr>
-            <w:tcW w:type="dxa" w:w="1767"/>
+            <w:tcW w:type="dxa" w:w="888"/>
             <w:shd w:fill="3B9C7B"/>
           </w:tcPr>
           <w:p>
             <w:pPr>
               <w:jc w:val="center"/>
+              <w:keepNext w:val="true"/>
             </w:pPr>
             <w:r/>
             <w:r>
@@ -1214,12 +1266,13 @@
         </w:tc>
         <w:tc>
           <w:tcPr>
-            <w:tcW w:type="dxa" w:w="1767"/>
+            <w:tcW w:type="dxa" w:w="1015"/>
             <w:shd w:fill="3B9C7B"/>
           </w:tcPr>
           <w:p>
             <w:pPr>
               <w:jc w:val="center"/>
+              <w:keepNext w:val="true"/>
             </w:pPr>
             <w:r/>
             <w:r>
@@ -1237,12 +1290,13 @@
         </w:tc>
         <w:tc>
           <w:tcPr>
-            <w:tcW w:type="dxa" w:w="1767"/>
+            <w:tcW w:type="dxa" w:w="888"/>
             <w:shd w:fill="3B9C7B"/>
           </w:tcPr>
           <w:p>
             <w:pPr>
               <w:jc w:val="center"/>
+              <w:keepNext w:val="true"/>
             </w:pPr>
             <w:r/>
             <w:r>
@@ -1260,12 +1314,13 @@
         </w:tc>
         <w:tc>
           <w:tcPr>
-            <w:tcW w:type="dxa" w:w="1767"/>
+            <w:tcW w:type="dxa" w:w="888"/>
             <w:shd w:fill="3B9C7B"/>
           </w:tcPr>
           <w:p>
             <w:pPr>
               <w:jc w:val="center"/>
+              <w:keepNext w:val="true"/>
             </w:pPr>
             <w:r/>
             <w:r>
@@ -1283,12 +1338,13 @@
         </w:tc>
         <w:tc>
           <w:tcPr>
-            <w:tcW w:type="dxa" w:w="1767"/>
+            <w:tcW w:type="dxa" w:w="1268"/>
             <w:shd w:fill="3B9C7B"/>
           </w:tcPr>
           <w:p>
             <w:pPr>
               <w:jc w:val="center"/>
+              <w:keepNext w:val="true"/>
             </w:pPr>
             <w:r/>
             <w:r>
@@ -1306,14 +1362,18 @@
         </w:tc>
       </w:tr>
       <w:tr>
+        <w:trPr>
+          <w:cantSplit w:val="true"/>
+        </w:trPr>
         <w:tc>
           <w:tcPr>
-            <w:tcW w:type="dxa" w:w="1767"/>
+            <w:tcW w:type="dxa" w:w="2409"/>
             <w:shd w:fill="0A5455"/>
           </w:tcPr>
           <w:p>
             <w:pPr>
               <w:spacing w:before="60" w:after="60"/>
+              <w:keepNext w:val="true"/>
             </w:pPr>
             <w:r/>
             <w:r>
@@ -1329,12 +1389,13 @@
         </w:tc>
         <w:tc>
           <w:tcPr>
-            <w:tcW w:type="dxa" w:w="1767"/>
+            <w:tcW w:type="dxa" w:w="1015"/>
           </w:tcPr>
           <w:p>
             <w:pPr>
               <w:spacing w:before="60" w:after="60"/>
               <w:jc w:val="center"/>
+              <w:keepNext w:val="true"/>
             </w:pPr>
             <w:r/>
             <w:r>
@@ -1350,12 +1411,13 @@
         </w:tc>
         <w:tc>
           <w:tcPr>
-            <w:tcW w:type="dxa" w:w="1767"/>
+            <w:tcW w:type="dxa" w:w="1268"/>
           </w:tcPr>
           <w:p>
             <w:pPr>
               <w:spacing w:before="60" w:after="60"/>
               <w:jc w:val="center"/>
+              <w:keepNext w:val="true"/>
             </w:pPr>
             <w:r/>
             <w:r>
@@ -1371,12 +1433,13 @@
         </w:tc>
         <w:tc>
           <w:tcPr>
-            <w:tcW w:type="dxa" w:w="1767"/>
+            <w:tcW w:type="dxa" w:w="888"/>
           </w:tcPr>
           <w:p>
             <w:pPr>
               <w:spacing w:before="60" w:after="60"/>
               <w:jc w:val="center"/>
+              <w:keepNext w:val="true"/>
             </w:pPr>
             <w:r/>
             <w:r>
@@ -1392,12 +1455,13 @@
         </w:tc>
         <w:tc>
           <w:tcPr>
-            <w:tcW w:type="dxa" w:w="1767"/>
+            <w:tcW w:type="dxa" w:w="1015"/>
           </w:tcPr>
           <w:p>
             <w:pPr>
               <w:spacing w:before="60" w:after="60"/>
               <w:jc w:val="center"/>
+              <w:keepNext w:val="true"/>
             </w:pPr>
             <w:r/>
             <w:r>
@@ -1413,12 +1477,13 @@
         </w:tc>
         <w:tc>
           <w:tcPr>
-            <w:tcW w:type="dxa" w:w="1767"/>
+            <w:tcW w:type="dxa" w:w="888"/>
           </w:tcPr>
           <w:p>
             <w:pPr>
               <w:spacing w:before="60" w:after="60"/>
               <w:jc w:val="center"/>
+              <w:keepNext w:val="true"/>
             </w:pPr>
             <w:r/>
             <w:r>
@@ -1434,12 +1499,13 @@
         </w:tc>
         <w:tc>
           <w:tcPr>
-            <w:tcW w:type="dxa" w:w="1767"/>
+            <w:tcW w:type="dxa" w:w="888"/>
           </w:tcPr>
           <w:p>
             <w:pPr>
               <w:spacing w:before="60" w:after="60"/>
               <w:jc w:val="center"/>
+              <w:keepNext w:val="true"/>
             </w:pPr>
             <w:r/>
             <w:r>
@@ -1455,12 +1521,13 @@
         </w:tc>
         <w:tc>
           <w:tcPr>
-            <w:tcW w:type="dxa" w:w="1767"/>
+            <w:tcW w:type="dxa" w:w="1268"/>
           </w:tcPr>
           <w:p>
             <w:pPr>
               <w:spacing w:before="60" w:after="60"/>
               <w:jc w:val="center"/>
+              <w:keepNext w:val="true"/>
             </w:pPr>
             <w:r/>
             <w:r>
@@ -1476,14 +1543,18 @@
         </w:tc>
       </w:tr>
       <w:tr>
+        <w:trPr>
+          <w:cantSplit w:val="true"/>
+        </w:trPr>
         <w:tc>
           <w:tcPr>
-            <w:tcW w:type="dxa" w:w="1767"/>
+            <w:tcW w:type="dxa" w:w="2409"/>
             <w:shd w:fill="0A5455"/>
           </w:tcPr>
           <w:p>
             <w:pPr>
               <w:spacing w:before="60" w:after="60"/>
+              <w:keepNext w:val="true"/>
             </w:pPr>
             <w:r/>
             <w:r>
@@ -1499,12 +1570,13 @@
         </w:tc>
         <w:tc>
           <w:tcPr>
-            <w:tcW w:type="dxa" w:w="1767"/>
+            <w:tcW w:type="dxa" w:w="1015"/>
           </w:tcPr>
           <w:p>
             <w:pPr>
               <w:spacing w:before="60" w:after="60"/>
               <w:jc w:val="center"/>
+              <w:keepNext w:val="true"/>
             </w:pPr>
             <w:r/>
             <w:r>
@@ -1520,12 +1592,13 @@
         </w:tc>
         <w:tc>
           <w:tcPr>
-            <w:tcW w:type="dxa" w:w="1767"/>
+            <w:tcW w:type="dxa" w:w="1268"/>
           </w:tcPr>
           <w:p>
             <w:pPr>
               <w:spacing w:before="60" w:after="60"/>
               <w:jc w:val="center"/>
+              <w:keepNext w:val="true"/>
             </w:pPr>
             <w:r/>
             <w:r>
@@ -1541,12 +1614,13 @@
         </w:tc>
         <w:tc>
           <w:tcPr>
-            <w:tcW w:type="dxa" w:w="1767"/>
+            <w:tcW w:type="dxa" w:w="888"/>
           </w:tcPr>
           <w:p>
             <w:pPr>
               <w:spacing w:before="60" w:after="60"/>
               <w:jc w:val="center"/>
+              <w:keepNext w:val="true"/>
             </w:pPr>
             <w:r/>
             <w:r>
@@ -1562,12 +1636,13 @@
         </w:tc>
         <w:tc>
           <w:tcPr>
-            <w:tcW w:type="dxa" w:w="1767"/>
+            <w:tcW w:type="dxa" w:w="1015"/>
           </w:tcPr>
           <w:p>
             <w:pPr>
               <w:spacing w:before="60" w:after="60"/>
               <w:jc w:val="center"/>
+              <w:keepNext w:val="true"/>
             </w:pPr>
             <w:r/>
             <w:r>
@@ -1583,12 +1658,13 @@
         </w:tc>
         <w:tc>
           <w:tcPr>
-            <w:tcW w:type="dxa" w:w="1767"/>
+            <w:tcW w:type="dxa" w:w="888"/>
           </w:tcPr>
           <w:p>
             <w:pPr>
               <w:spacing w:before="60" w:after="60"/>
               <w:jc w:val="center"/>
+              <w:keepNext w:val="true"/>
             </w:pPr>
             <w:r/>
             <w:r>
@@ -1604,12 +1680,13 @@
         </w:tc>
         <w:tc>
           <w:tcPr>
-            <w:tcW w:type="dxa" w:w="1767"/>
+            <w:tcW w:type="dxa" w:w="888"/>
           </w:tcPr>
           <w:p>
             <w:pPr>
               <w:spacing w:before="60" w:after="60"/>
               <w:jc w:val="center"/>
+              <w:keepNext w:val="true"/>
             </w:pPr>
             <w:r/>
             <w:r>
@@ -1625,12 +1702,13 @@
         </w:tc>
         <w:tc>
           <w:tcPr>
-            <w:tcW w:type="dxa" w:w="1767"/>
+            <w:tcW w:type="dxa" w:w="1268"/>
           </w:tcPr>
           <w:p>
             <w:pPr>
               <w:spacing w:before="60" w:after="60"/>
               <w:jc w:val="center"/>
+              <w:keepNext w:val="true"/>
             </w:pPr>
             <w:r/>
             <w:r>
@@ -1646,9 +1724,12 @@
         </w:tc>
       </w:tr>
       <w:tr>
+        <w:trPr>
+          <w:cantSplit w:val="true"/>
+        </w:trPr>
         <w:tc>
           <w:tcPr>
-            <w:tcW w:type="dxa" w:w="1767"/>
+            <w:tcW w:type="dxa" w:w="2409"/>
             <w:shd w:fill="0A5455"/>
           </w:tcPr>
           <w:p>
@@ -1669,7 +1750,7 @@
         </w:tc>
         <w:tc>
           <w:tcPr>
-            <w:tcW w:type="dxa" w:w="1767"/>
+            <w:tcW w:type="dxa" w:w="1015"/>
           </w:tcPr>
           <w:p>
             <w:pPr>
@@ -1690,7 +1771,7 @@
         </w:tc>
         <w:tc>
           <w:tcPr>
-            <w:tcW w:type="dxa" w:w="1767"/>
+            <w:tcW w:type="dxa" w:w="1268"/>
           </w:tcPr>
           <w:p>
             <w:pPr>
@@ -1711,7 +1792,7 @@
         </w:tc>
         <w:tc>
           <w:tcPr>
-            <w:tcW w:type="dxa" w:w="1767"/>
+            <w:tcW w:type="dxa" w:w="888"/>
           </w:tcPr>
           <w:p>
             <w:pPr>
@@ -1732,7 +1813,7 @@
         </w:tc>
         <w:tc>
           <w:tcPr>
-            <w:tcW w:type="dxa" w:w="1767"/>
+            <w:tcW w:type="dxa" w:w="1015"/>
           </w:tcPr>
           <w:p>
             <w:pPr>
@@ -1753,7 +1834,7 @@
         </w:tc>
         <w:tc>
           <w:tcPr>
-            <w:tcW w:type="dxa" w:w="1767"/>
+            <w:tcW w:type="dxa" w:w="888"/>
           </w:tcPr>
           <w:p>
             <w:pPr>
@@ -1774,7 +1855,7 @@
         </w:tc>
         <w:tc>
           <w:tcPr>
-            <w:tcW w:type="dxa" w:w="1767"/>
+            <w:tcW w:type="dxa" w:w="888"/>
           </w:tcPr>
           <w:p>
             <w:pPr>
@@ -1795,7 +1876,7 @@
         </w:tc>
         <w:tc>
           <w:tcPr>
-            <w:tcW w:type="dxa" w:w="1767"/>
+            <w:tcW w:type="dxa" w:w="1268"/>
           </w:tcPr>
           <w:p>
             <w:pPr>
@@ -1816,9 +1897,12 @@
         </w:tc>
       </w:tr>
       <w:tr>
+        <w:trPr>
+          <w:cantSplit w:val="true"/>
+        </w:trPr>
         <w:tc>
           <w:tcPr>
-            <w:tcW w:type="dxa" w:w="1767"/>
+            <w:tcW w:type="dxa" w:w="2409"/>
             <w:shd w:fill="0A5455"/>
           </w:tcPr>
           <w:p>
@@ -1841,7 +1925,7 @@
         </w:tc>
         <w:tc>
           <w:tcPr>
-            <w:tcW w:type="dxa" w:w="1767"/>
+            <w:tcW w:type="dxa" w:w="1015"/>
           </w:tcPr>
           <w:p>
             <w:pPr>
@@ -1862,7 +1946,7 @@
         </w:tc>
         <w:tc>
           <w:tcPr>
-            <w:tcW w:type="dxa" w:w="1767"/>
+            <w:tcW w:type="dxa" w:w="1268"/>
           </w:tcPr>
           <w:p>
             <w:pPr>
@@ -1883,7 +1967,7 @@
         </w:tc>
         <w:tc>
           <w:tcPr>
-            <w:tcW w:type="dxa" w:w="1767"/>
+            <w:tcW w:type="dxa" w:w="888"/>
           </w:tcPr>
           <w:p>
             <w:pPr>
@@ -1904,7 +1988,7 @@
         </w:tc>
         <w:tc>
           <w:tcPr>
-            <w:tcW w:type="dxa" w:w="1767"/>
+            <w:tcW w:type="dxa" w:w="1015"/>
           </w:tcPr>
           <w:p>
             <w:pPr>
@@ -1925,7 +2009,7 @@
         </w:tc>
         <w:tc>
           <w:tcPr>
-            <w:tcW w:type="dxa" w:w="1767"/>
+            <w:tcW w:type="dxa" w:w="888"/>
           </w:tcPr>
           <w:p>
             <w:pPr>
@@ -1946,7 +2030,7 @@
         </w:tc>
         <w:tc>
           <w:tcPr>
-            <w:tcW w:type="dxa" w:w="1767"/>
+            <w:tcW w:type="dxa" w:w="888"/>
           </w:tcPr>
           <w:p>
             <w:pPr>
@@ -1967,7 +2051,7 @@
         </w:tc>
         <w:tc>
           <w:tcPr>
-            <w:tcW w:type="dxa" w:w="1767"/>
+            <w:tcW w:type="dxa" w:w="1268"/>
           </w:tcPr>
           <w:p>
             <w:pPr>
@@ -1988,9 +2072,12 @@
         </w:tc>
       </w:tr>
       <w:tr>
+        <w:trPr>
+          <w:cantSplit w:val="true"/>
+        </w:trPr>
         <w:tc>
           <w:tcPr>
-            <w:tcW w:type="dxa" w:w="1767"/>
+            <w:tcW w:type="dxa" w:w="2409"/>
             <w:shd w:fill="0A5455"/>
           </w:tcPr>
           <w:p>
@@ -2011,7 +2098,7 @@
         </w:tc>
         <w:tc>
           <w:tcPr>
-            <w:tcW w:type="dxa" w:w="1767"/>
+            <w:tcW w:type="dxa" w:w="1015"/>
           </w:tcPr>
           <w:p>
             <w:pPr>
@@ -2032,7 +2119,7 @@
         </w:tc>
         <w:tc>
           <w:tcPr>
-            <w:tcW w:type="dxa" w:w="1767"/>
+            <w:tcW w:type="dxa" w:w="1268"/>
           </w:tcPr>
           <w:p>
             <w:pPr>
@@ -2053,7 +2140,7 @@
         </w:tc>
         <w:tc>
           <w:tcPr>
-            <w:tcW w:type="dxa" w:w="1767"/>
+            <w:tcW w:type="dxa" w:w="888"/>
           </w:tcPr>
           <w:p>
             <w:pPr>
@@ -2074,7 +2161,7 @@
         </w:tc>
         <w:tc>
           <w:tcPr>
-            <w:tcW w:type="dxa" w:w="1767"/>
+            <w:tcW w:type="dxa" w:w="1015"/>
           </w:tcPr>
           <w:p>
             <w:pPr>
@@ -2095,7 +2182,7 @@
         </w:tc>
         <w:tc>
           <w:tcPr>
-            <w:tcW w:type="dxa" w:w="1767"/>
+            <w:tcW w:type="dxa" w:w="888"/>
           </w:tcPr>
           <w:p>
             <w:pPr>
@@ -2116,7 +2203,7 @@
         </w:tc>
         <w:tc>
           <w:tcPr>
-            <w:tcW w:type="dxa" w:w="1767"/>
+            <w:tcW w:type="dxa" w:w="888"/>
           </w:tcPr>
           <w:p>
             <w:pPr>
@@ -2137,7 +2224,7 @@
         </w:tc>
         <w:tc>
           <w:tcPr>
-            <w:tcW w:type="dxa" w:w="1767"/>
+            <w:tcW w:type="dxa" w:w="1268"/>
           </w:tcPr>
           <w:p>
             <w:pPr>
@@ -2158,9 +2245,12 @@
         </w:tc>
       </w:tr>
       <w:tr>
+        <w:trPr>
+          <w:cantSplit w:val="true"/>
+        </w:trPr>
         <w:tc>
           <w:tcPr>
-            <w:tcW w:type="dxa" w:w="1767"/>
+            <w:tcW w:type="dxa" w:w="2409"/>
             <w:shd w:fill="0A5455"/>
           </w:tcPr>
           <w:p>
@@ -2181,7 +2271,7 @@
         </w:tc>
         <w:tc>
           <w:tcPr>
-            <w:tcW w:type="dxa" w:w="1767"/>
+            <w:tcW w:type="dxa" w:w="1015"/>
           </w:tcPr>
           <w:p>
             <w:pPr>
@@ -2202,7 +2292,7 @@
         </w:tc>
         <w:tc>
           <w:tcPr>
-            <w:tcW w:type="dxa" w:w="1767"/>
+            <w:tcW w:type="dxa" w:w="1268"/>
           </w:tcPr>
           <w:p>
             <w:pPr>
@@ -2223,7 +2313,7 @@
         </w:tc>
         <w:tc>
           <w:tcPr>
-            <w:tcW w:type="dxa" w:w="1767"/>
+            <w:tcW w:type="dxa" w:w="888"/>
           </w:tcPr>
           <w:p>
             <w:pPr>
@@ -2244,7 +2334,7 @@
         </w:tc>
         <w:tc>
           <w:tcPr>
-            <w:tcW w:type="dxa" w:w="1767"/>
+            <w:tcW w:type="dxa" w:w="1015"/>
           </w:tcPr>
           <w:p>
             <w:pPr>
@@ -2265,7 +2355,7 @@
         </w:tc>
         <w:tc>
           <w:tcPr>
-            <w:tcW w:type="dxa" w:w="1767"/>
+            <w:tcW w:type="dxa" w:w="888"/>
           </w:tcPr>
           <w:p>
             <w:pPr>
@@ -2286,7 +2376,7 @@
         </w:tc>
         <w:tc>
           <w:tcPr>
-            <w:tcW w:type="dxa" w:w="1767"/>
+            <w:tcW w:type="dxa" w:w="888"/>
           </w:tcPr>
           <w:p>
             <w:pPr>
@@ -2307,7 +2397,7 @@
         </w:tc>
         <w:tc>
           <w:tcPr>
-            <w:tcW w:type="dxa" w:w="1767"/>
+            <w:tcW w:type="dxa" w:w="1268"/>
           </w:tcPr>
           <w:p>
             <w:pPr>
@@ -2328,9 +2418,12 @@
         </w:tc>
       </w:tr>
       <w:tr>
+        <w:trPr>
+          <w:cantSplit w:val="true"/>
+        </w:trPr>
         <w:tc>
           <w:tcPr>
-            <w:tcW w:type="dxa" w:w="1767"/>
+            <w:tcW w:type="dxa" w:w="2409"/>
             <w:shd w:fill="0A5455"/>
           </w:tcPr>
           <w:p>
@@ -2353,7 +2446,7 @@
         </w:tc>
         <w:tc>
           <w:tcPr>
-            <w:tcW w:type="dxa" w:w="1767"/>
+            <w:tcW w:type="dxa" w:w="1015"/>
           </w:tcPr>
           <w:p>
             <w:pPr>
@@ -2374,7 +2467,7 @@
         </w:tc>
         <w:tc>
           <w:tcPr>
-            <w:tcW w:type="dxa" w:w="1767"/>
+            <w:tcW w:type="dxa" w:w="1268"/>
           </w:tcPr>
           <w:p>
             <w:pPr>
@@ -2395,7 +2488,7 @@
         </w:tc>
         <w:tc>
           <w:tcPr>
-            <w:tcW w:type="dxa" w:w="1767"/>
+            <w:tcW w:type="dxa" w:w="888"/>
           </w:tcPr>
           <w:p>
             <w:pPr>
@@ -2416,7 +2509,7 @@
         </w:tc>
         <w:tc>
           <w:tcPr>
-            <w:tcW w:type="dxa" w:w="1767"/>
+            <w:tcW w:type="dxa" w:w="1015"/>
           </w:tcPr>
           <w:p>
             <w:pPr>
@@ -2437,7 +2530,7 @@
         </w:tc>
         <w:tc>
           <w:tcPr>
-            <w:tcW w:type="dxa" w:w="1767"/>
+            <w:tcW w:type="dxa" w:w="888"/>
           </w:tcPr>
           <w:p>
             <w:pPr>
@@ -2458,7 +2551,7 @@
         </w:tc>
         <w:tc>
           <w:tcPr>
-            <w:tcW w:type="dxa" w:w="1767"/>
+            <w:tcW w:type="dxa" w:w="888"/>
           </w:tcPr>
           <w:p>
             <w:pPr>
@@ -2479,7 +2572,7 @@
         </w:tc>
         <w:tc>
           <w:tcPr>
-            <w:tcW w:type="dxa" w:w="1767"/>
+            <w:tcW w:type="dxa" w:w="1268"/>
           </w:tcPr>
           <w:p>
             <w:pPr>
@@ -2500,9 +2593,12 @@
         </w:tc>
       </w:tr>
       <w:tr>
+        <w:trPr>
+          <w:cantSplit w:val="true"/>
+        </w:trPr>
         <w:tc>
           <w:tcPr>
-            <w:tcW w:type="dxa" w:w="1767"/>
+            <w:tcW w:type="dxa" w:w="2409"/>
             <w:shd w:fill="0A5455"/>
           </w:tcPr>
           <w:p>
@@ -2523,7 +2619,7 @@
         </w:tc>
         <w:tc>
           <w:tcPr>
-            <w:tcW w:type="dxa" w:w="1767"/>
+            <w:tcW w:type="dxa" w:w="1015"/>
           </w:tcPr>
           <w:p>
             <w:pPr>
@@ -2544,7 +2640,7 @@
         </w:tc>
         <w:tc>
           <w:tcPr>
-            <w:tcW w:type="dxa" w:w="1767"/>
+            <w:tcW w:type="dxa" w:w="1268"/>
           </w:tcPr>
           <w:p>
             <w:pPr>
@@ -2565,7 +2661,7 @@
         </w:tc>
         <w:tc>
           <w:tcPr>
-            <w:tcW w:type="dxa" w:w="1767"/>
+            <w:tcW w:type="dxa" w:w="888"/>
           </w:tcPr>
           <w:p>
             <w:pPr>
@@ -2586,7 +2682,7 @@
         </w:tc>
         <w:tc>
           <w:tcPr>
-            <w:tcW w:type="dxa" w:w="1767"/>
+            <w:tcW w:type="dxa" w:w="1015"/>
           </w:tcPr>
           <w:p>
             <w:pPr>
@@ -2607,7 +2703,7 @@
         </w:tc>
         <w:tc>
           <w:tcPr>
-            <w:tcW w:type="dxa" w:w="1767"/>
+            <w:tcW w:type="dxa" w:w="888"/>
           </w:tcPr>
           <w:p>
             <w:pPr>
@@ -2628,7 +2724,7 @@
         </w:tc>
         <w:tc>
           <w:tcPr>
-            <w:tcW w:type="dxa" w:w="1767"/>
+            <w:tcW w:type="dxa" w:w="888"/>
           </w:tcPr>
           <w:p>
             <w:pPr>
@@ -2649,7 +2745,7 @@
         </w:tc>
         <w:tc>
           <w:tcPr>
-            <w:tcW w:type="dxa" w:w="1767"/>
+            <w:tcW w:type="dxa" w:w="1268"/>
           </w:tcPr>
           <w:p>
             <w:pPr>
@@ -2687,6 +2783,7 @@
     <w:p>
       <w:pPr>
         <w:spacing w:after="120"/>
+        <w:keepNext w:val="true"/>
       </w:pPr>
       <w:r>
         <w:rPr>
@@ -2726,6 +2823,7 @@
           <w:insideH w:val="single" w:sz="4" w:color="404040"/>
           <w:insideV w:val="single" w:sz="4" w:color="404040"/>
         </w:tblBorders>
+        <w:tblLayout w:type="fixed"/>
       </w:tblPr>
       <w:tblGrid>
         <w:gridCol w:w="4713"/>
@@ -2733,14 +2831,18 @@
         <w:gridCol w:w="4713"/>
       </w:tblGrid>
       <w:tr>
+        <w:trPr>
+          <w:cantSplit w:val="true"/>
+        </w:trPr>
         <w:tc>
           <w:tcPr>
-            <w:tcW w:type="dxa" w:w="4713"/>
+            <w:tcW w:type="dxa" w:w="4758"/>
             <w:shd w:fill="3B9C7B"/>
           </w:tcPr>
           <w:p>
             <w:pPr>
               <w:jc w:val="center"/>
+              <w:keepNext w:val="true"/>
             </w:pPr>
             <w:r/>
             <w:r>
@@ -2756,12 +2858,13 @@
         </w:tc>
         <w:tc>
           <w:tcPr>
-            <w:tcW w:type="dxa" w:w="4713"/>
+            <w:tcW w:type="dxa" w:w="2568"/>
             <w:shd w:fill="3B9C7B"/>
           </w:tcPr>
           <w:p>
             <w:pPr>
               <w:jc w:val="center"/>
+              <w:keepNext w:val="true"/>
             </w:pPr>
             <w:r/>
             <w:r>
@@ -2777,12 +2880,13 @@
         </w:tc>
         <w:tc>
           <w:tcPr>
-            <w:tcW w:type="dxa" w:w="4713"/>
+            <w:tcW w:type="dxa" w:w="2311"/>
             <w:shd w:fill="3B9C7B"/>
           </w:tcPr>
           <w:p>
             <w:pPr>
               <w:jc w:val="center"/>
+              <w:keepNext w:val="true"/>
             </w:pPr>
             <w:r/>
             <w:r>
@@ -2798,14 +2902,18 @@
         </w:tc>
       </w:tr>
       <w:tr>
+        <w:trPr>
+          <w:cantSplit w:val="true"/>
+        </w:trPr>
         <w:tc>
           <w:tcPr>
-            <w:tcW w:type="dxa" w:w="4713"/>
+            <w:tcW w:type="dxa" w:w="4758"/>
             <w:shd w:fill="0A5455"/>
           </w:tcPr>
           <w:p>
             <w:pPr>
               <w:spacing w:before="60" w:after="60"/>
+              <w:keepNext w:val="true"/>
             </w:pPr>
             <w:r/>
             <w:r>
@@ -2821,12 +2929,13 @@
         </w:tc>
         <w:tc>
           <w:tcPr>
-            <w:tcW w:type="dxa" w:w="4713"/>
+            <w:tcW w:type="dxa" w:w="2568"/>
           </w:tcPr>
           <w:p>
             <w:pPr>
               <w:spacing w:before="60" w:after="60"/>
               <w:jc w:val="center"/>
+              <w:keepNext w:val="true"/>
             </w:pPr>
             <w:r/>
             <w:r>
@@ -2842,12 +2951,13 @@
         </w:tc>
         <w:tc>
           <w:tcPr>
-            <w:tcW w:type="dxa" w:w="4713"/>
+            <w:tcW w:type="dxa" w:w="2311"/>
           </w:tcPr>
           <w:p>
             <w:pPr>
               <w:spacing w:before="60" w:after="60"/>
               <w:jc w:val="center"/>
+              <w:keepNext w:val="true"/>
             </w:pPr>
             <w:r/>
             <w:r>
@@ -2863,14 +2973,18 @@
         </w:tc>
       </w:tr>
       <w:tr>
+        <w:trPr>
+          <w:cantSplit w:val="true"/>
+        </w:trPr>
         <w:tc>
           <w:tcPr>
-            <w:tcW w:type="dxa" w:w="4713"/>
+            <w:tcW w:type="dxa" w:w="4758"/>
             <w:shd w:fill="0A5455"/>
           </w:tcPr>
           <w:p>
             <w:pPr>
               <w:spacing w:before="60" w:after="60"/>
+              <w:keepNext w:val="true"/>
             </w:pPr>
             <w:r/>
             <w:r>
@@ -2886,12 +3000,13 @@
         </w:tc>
         <w:tc>
           <w:tcPr>
-            <w:tcW w:type="dxa" w:w="4713"/>
+            <w:tcW w:type="dxa" w:w="2568"/>
           </w:tcPr>
           <w:p>
             <w:pPr>
               <w:spacing w:before="60" w:after="60"/>
               <w:jc w:val="center"/>
+              <w:keepNext w:val="true"/>
             </w:pPr>
             <w:r/>
             <w:r>
@@ -2907,12 +3022,13 @@
         </w:tc>
         <w:tc>
           <w:tcPr>
-            <w:tcW w:type="dxa" w:w="4713"/>
+            <w:tcW w:type="dxa" w:w="2311"/>
           </w:tcPr>
           <w:p>
             <w:pPr>
               <w:spacing w:before="60" w:after="60"/>
               <w:jc w:val="center"/>
+              <w:keepNext w:val="true"/>
             </w:pPr>
             <w:r/>
             <w:r>
@@ -2928,9 +3044,12 @@
         </w:tc>
       </w:tr>
       <w:tr>
+        <w:trPr>
+          <w:cantSplit w:val="true"/>
+        </w:trPr>
         <w:tc>
           <w:tcPr>
-            <w:tcW w:type="dxa" w:w="4713"/>
+            <w:tcW w:type="dxa" w:w="4758"/>
             <w:shd w:fill="0A5455"/>
           </w:tcPr>
           <w:p>
@@ -2951,7 +3070,7 @@
         </w:tc>
         <w:tc>
           <w:tcPr>
-            <w:tcW w:type="dxa" w:w="4713"/>
+            <w:tcW w:type="dxa" w:w="2568"/>
           </w:tcPr>
           <w:p>
             <w:pPr>
@@ -2972,7 +3091,7 @@
         </w:tc>
         <w:tc>
           <w:tcPr>
-            <w:tcW w:type="dxa" w:w="4713"/>
+            <w:tcW w:type="dxa" w:w="2311"/>
           </w:tcPr>
           <w:p>
             <w:pPr>
@@ -2993,9 +3112,12 @@
         </w:tc>
       </w:tr>
       <w:tr>
+        <w:trPr>
+          <w:cantSplit w:val="true"/>
+        </w:trPr>
         <w:tc>
           <w:tcPr>
-            <w:tcW w:type="dxa" w:w="4713"/>
+            <w:tcW w:type="dxa" w:w="4758"/>
             <w:shd w:fill="0A5455"/>
           </w:tcPr>
           <w:p>
@@ -3016,7 +3138,7 @@
         </w:tc>
         <w:tc>
           <w:tcPr>
-            <w:tcW w:type="dxa" w:w="4713"/>
+            <w:tcW w:type="dxa" w:w="2568"/>
           </w:tcPr>
           <w:p>
             <w:pPr>
@@ -3037,7 +3159,7 @@
         </w:tc>
         <w:tc>
           <w:tcPr>
-            <w:tcW w:type="dxa" w:w="4713"/>
+            <w:tcW w:type="dxa" w:w="2311"/>
           </w:tcPr>
           <w:p>
             <w:pPr>
@@ -3058,9 +3180,12 @@
         </w:tc>
       </w:tr>
       <w:tr>
+        <w:trPr>
+          <w:cantSplit w:val="true"/>
+        </w:trPr>
         <w:tc>
           <w:tcPr>
-            <w:tcW w:type="dxa" w:w="4713"/>
+            <w:tcW w:type="dxa" w:w="4758"/>
             <w:shd w:fill="0A5455"/>
           </w:tcPr>
           <w:p>
@@ -3081,7 +3206,7 @@
         </w:tc>
         <w:tc>
           <w:tcPr>
-            <w:tcW w:type="dxa" w:w="4713"/>
+            <w:tcW w:type="dxa" w:w="2568"/>
           </w:tcPr>
           <w:p>
             <w:pPr>
@@ -3102,7 +3227,7 @@
         </w:tc>
         <w:tc>
           <w:tcPr>
-            <w:tcW w:type="dxa" w:w="4713"/>
+            <w:tcW w:type="dxa" w:w="2311"/>
           </w:tcPr>
           <w:p>
             <w:pPr>
@@ -3123,9 +3248,12 @@
         </w:tc>
       </w:tr>
       <w:tr>
+        <w:trPr>
+          <w:cantSplit w:val="true"/>
+        </w:trPr>
         <w:tc>
           <w:tcPr>
-            <w:tcW w:type="dxa" w:w="4713"/>
+            <w:tcW w:type="dxa" w:w="4758"/>
             <w:shd w:fill="0A5455"/>
           </w:tcPr>
           <w:p>
@@ -3146,7 +3274,7 @@
         </w:tc>
         <w:tc>
           <w:tcPr>
-            <w:tcW w:type="dxa" w:w="4713"/>
+            <w:tcW w:type="dxa" w:w="2568"/>
           </w:tcPr>
           <w:p>
             <w:pPr>
@@ -3167,7 +3295,7 @@
         </w:tc>
         <w:tc>
           <w:tcPr>
-            <w:tcW w:type="dxa" w:w="4713"/>
+            <w:tcW w:type="dxa" w:w="2311"/>
           </w:tcPr>
           <w:p>
             <w:pPr>
